--- a/QTQLĐT&HTQT03/QTQLĐT&HTQT03BM25.docx
+++ b/QTQLĐT&HTQT03/QTQLĐT&HTQT03BM25.docx
@@ -1,8 +1,1822 @@
 
 <file path=word/document.xml><?xml version="1.0" encoding="utf-8"?>
-<w:document xmlns:wpc="http://schemas.microsoft.com/office/word/2010/wordprocessingCanvas" xmlns:cx="http://schemas.microsoft.com/office/drawing/2014/chartex" xmlns:cx1="http://schemas.microsoft.com/office/drawing/2015/9/8/chartex" xmlns:cx2="http://schemas.microsoft.com/office/drawing/2015/10/21/chartex" xmlns:cx3="http://schemas.microsoft.com/office/drawing/2016/5/9/chartex" xmlns:cx4="http://schemas.microsoft.com/office/drawing/2016/5/10/chartex" xmlns:cx5="http://schemas.microsoft.com/office/drawing/2016/5/11/chartex" xmlns:cx6="http://schemas.microsoft.com/office/drawing/2016/5/12/chartex" xmlns:cx7="http://schemas.microsoft.com/office/drawing/2016/5/13/chartex" xmlns:cx8="http://schemas.microsoft.com/office/drawing/2016/5/14/chartex" xmlns:mc="http://schemas.openxmlformats.org/markup-compatibility/2006" xmlns:aink="http://schemas.microsoft.com/office/drawing/2016/ink" xmlns:am3d="http://schemas.microsoft.com/office/drawing/2017/model3d" xmlns:o="urn:schemas-microsoft-com:office:office" xmlns:oel="http://schemas.microsoft.com/office/2019/extlst" xmlns:r="http://schemas.openxmlformats.org/officeDocument/2006/relationships" xmlns:m="http://schemas.openxmlformats.org/officeDocument/2006/math" xmlns:v="urn:schemas-microsoft-com:vml" xmlns:wp14="http://schemas.microsoft.com/office/word/2010/wordprocessingDrawing" xmlns:wp="http://schemas.openxmlformats.org/drawingml/2006/wordprocessingDrawing" xmlns:w10="urn:schemas-microsoft-com:office:word" xmlns:w="http://schemas.openxmlformats.org/wordprocessingml/2006/main" xmlns:w14="http://schemas.microsoft.com/office/word/2010/wordml" xmlns:w15="http://schemas.microsoft.com/office/word/2012/wordml" xmlns:w16cex="http://schemas.microsoft.com/office/word/2018/wordml/cex" xmlns:w16cid="http://schemas.microsoft.com/office/word/2016/wordml/cid" xmlns:w16="http://schemas.microsoft.com/office/word/2018/wordml" xmlns:w16sdtdh="http://schemas.microsoft.com/office/word/2020/wordml/sdtdatahash" xmlns:w16se="http://schemas.microsoft.com/office/word/2015/wordml/symex" xmlns:wpg="http://schemas.microsoft.com/office/word/2010/wordprocessingGroup" xmlns:wpi="http://schemas.microsoft.com/office/word/2010/wordprocessingInk" xmlns:wne="http://schemas.microsoft.com/office/word/2006/wordml" xmlns:wps="http://schemas.microsoft.com/office/word/2010/wordprocessingShape" mc:Ignorable="w14 w15 w16se w16cid w16 w16cex w16sdtdh wp14">
+<w:document xmlns:wpc="http://schemas.microsoft.com/office/word/2010/wordprocessingCanvas" xmlns:cx="http://schemas.microsoft.com/office/drawing/2014/chartex" xmlns:cx1="http://schemas.microsoft.com/office/drawing/2015/9/8/chartex" xmlns:cx2="http://schemas.microsoft.com/office/drawing/2015/10/21/chartex" xmlns:cx3="http://schemas.microsoft.com/office/drawing/2016/5/9/chartex" xmlns:cx4="http://schemas.microsoft.com/office/drawing/2016/5/10/chartex" xmlns:cx5="http://schemas.microsoft.com/office/drawing/2016/5/11/chartex" xmlns:cx6="http://schemas.microsoft.com/office/drawing/2016/5/12/chartex" xmlns:cx7="http://schemas.microsoft.com/office/drawing/2016/5/13/chartex" xmlns:cx8="http://schemas.microsoft.com/office/drawing/2016/5/14/chartex" xmlns:mc="http://schemas.openxmlformats.org/markup-compatibility/2006" xmlns:aink="http://schemas.microsoft.com/office/drawing/2016/ink" xmlns:am3d="http://schemas.microsoft.com/office/drawing/2017/model3d" xmlns:o="urn:schemas-microsoft-com:office:office" xmlns:oel="http://schemas.microsoft.com/office/2019/extlst" xmlns:r="http://schemas.openxmlformats.org/officeDocument/2006/relationships" xmlns:m="http://schemas.openxmlformats.org/officeDocument/2006/math" xmlns:v="urn:schemas-microsoft-com:vml" xmlns:wp14="http://schemas.microsoft.com/office/word/2010/wordprocessingDrawing" xmlns:wp="http://schemas.openxmlformats.org/drawingml/2006/wordprocessingDrawing" xmlns:w10="urn:schemas-microsoft-com:office:word" xmlns:w="http://schemas.openxmlformats.org/wordprocessingml/2006/main" xmlns:w14="http://schemas.microsoft.com/office/word/2010/wordml" xmlns:w15="http://schemas.microsoft.com/office/word/2012/wordml" xmlns:w16cex="http://schemas.microsoft.com/office/word/2018/wordml/cex" xmlns:w16cid="http://schemas.microsoft.com/office/word/2016/wordml/cid" xmlns:w16="http://schemas.microsoft.com/office/word/2018/wordml" xmlns:w16du="http://schemas.microsoft.com/office/word/2023/wordml/word16du" xmlns:w16sdtdh="http://schemas.microsoft.com/office/word/2020/wordml/sdtdatahash" xmlns:w16sdtfl="http://schemas.microsoft.com/office/word/2024/wordml/sdtformatlock" xmlns:w16se="http://schemas.microsoft.com/office/word/2015/wordml/symex" xmlns:wpg="http://schemas.microsoft.com/office/word/2010/wordprocessingGroup" xmlns:wpi="http://schemas.microsoft.com/office/word/2010/wordprocessingInk" xmlns:wne="http://schemas.microsoft.com/office/word/2006/wordml" xmlns:wps="http://schemas.microsoft.com/office/word/2010/wordprocessingShape" mc:Ignorable="w14 w15 w16se w16cid w16 w16cex w16sdtdh w16sdtfl w16du wp14">
   <w:body>
-    <w:p/>
+    <w:tbl>
+      <w:tblPr>
+        <w:tblStyle w:val="TableGrid"/>
+        <w:tblW w:w="8964" w:type="dxa"/>
+        <w:tblInd w:w="250" w:type="dxa"/>
+        <w:tblBorders>
+          <w:top w:val="none" w:sz="0" w:space="0" w:color="auto"/>
+          <w:left w:val="none" w:sz="0" w:space="0" w:color="auto"/>
+          <w:bottom w:val="none" w:sz="0" w:space="0" w:color="auto"/>
+          <w:right w:val="none" w:sz="0" w:space="0" w:color="auto"/>
+          <w:insideH w:val="none" w:sz="0" w:space="0" w:color="auto"/>
+          <w:insideV w:val="none" w:sz="0" w:space="0" w:color="auto"/>
+        </w:tblBorders>
+        <w:tblLook w:val="04A0" w:firstRow="1" w:lastRow="0" w:firstColumn="1" w:lastColumn="0" w:noHBand="0" w:noVBand="1"/>
+      </w:tblPr>
+      <w:tblGrid>
+        <w:gridCol w:w="3719"/>
+        <w:gridCol w:w="5245"/>
+      </w:tblGrid>
+      <w:tr>
+        <w:tc>
+          <w:tcPr>
+            <w:tcW w:w="3719" w:type="dxa"/>
+          </w:tcPr>
+          <w:p>
+            <w:pPr>
+              <w:shd w:val="clear" w:color="auto" w:fill="FFFFFF" w:themeFill="background1"/>
+              <w:jc w:val="center"/>
+              <w:rPr>
+                <w:color w:val="000000" w:themeColor="text1"/>
+                <w:sz w:val="24"/>
+                <w:szCs w:val="24"/>
+                <w:lang w:val="en-US"/>
+              </w:rPr>
+            </w:pPr>
+            <w:r>
+              <w:rPr>
+                <w:color w:val="000000" w:themeColor="text1"/>
+                <w:sz w:val="24"/>
+                <w:szCs w:val="24"/>
+              </w:rPr>
+              <w:t xml:space="preserve">BỆNH VIỆN PHỤ SẢN </w:t>
+            </w:r>
+          </w:p>
+          <w:p>
+            <w:pPr>
+              <w:shd w:val="clear" w:color="auto" w:fill="FFFFFF" w:themeFill="background1"/>
+              <w:jc w:val="center"/>
+              <w:rPr>
+                <w:color w:val="000000" w:themeColor="text1"/>
+                <w:sz w:val="24"/>
+                <w:szCs w:val="24"/>
+                <w:lang w:val="en-US"/>
+              </w:rPr>
+            </w:pPr>
+            <w:r>
+              <w:rPr>
+                <w:color w:val="000000" w:themeColor="text1"/>
+                <w:sz w:val="24"/>
+                <w:szCs w:val="24"/>
+              </w:rPr>
+              <w:t>TRUNG ƯƠNG</w:t>
+            </w:r>
+          </w:p>
+          <w:p>
+            <w:pPr>
+              <w:shd w:val="clear" w:color="auto" w:fill="FFFFFF" w:themeFill="background1"/>
+              <w:jc w:val="center"/>
+              <w:rPr>
+                <w:b/>
+                <w:bCs/>
+                <w:color w:val="000000" w:themeColor="text1"/>
+                <w:sz w:val="24"/>
+                <w:szCs w:val="24"/>
+                <w:lang w:val="en-US"/>
+              </w:rPr>
+            </w:pPr>
+            <w:r>
+              <w:rPr>
+                <w:bCs/>
+                <w:noProof/>
+                <w:color w:val="000000" w:themeColor="text1"/>
+                <w:sz w:val="26"/>
+                <w:szCs w:val="26"/>
+                <w14:ligatures w14:val="standardContextual"/>
+              </w:rPr>
+              <mc:AlternateContent>
+                <mc:Choice Requires="wps">
+                  <w:drawing>
+                    <wp:anchor distT="0" distB="0" distL="114300" distR="114300" simplePos="0" relativeHeight="251660288" behindDoc="0" locked="0" layoutInCell="1" allowOverlap="1" wp14:anchorId="53A465FF" wp14:editId="64E9C658">
+                      <wp:simplePos x="0" y="0"/>
+                      <wp:positionH relativeFrom="column">
+                        <wp:posOffset>842010</wp:posOffset>
+                      </wp:positionH>
+                      <wp:positionV relativeFrom="paragraph">
+                        <wp:posOffset>164465</wp:posOffset>
+                      </wp:positionV>
+                      <wp:extent cx="1123950" cy="0"/>
+                      <wp:effectExtent l="0" t="0" r="19050" b="19050"/>
+                      <wp:wrapNone/>
+                      <wp:docPr id="25" name="Straight Connector 25"/>
+                      <wp:cNvGraphicFramePr/>
+                      <a:graphic xmlns:a="http://schemas.openxmlformats.org/drawingml/2006/main">
+                        <a:graphicData uri="http://schemas.microsoft.com/office/word/2010/wordprocessingShape">
+                          <wps:wsp>
+                            <wps:cNvCnPr/>
+                            <wps:spPr>
+                              <a:xfrm>
+                                <a:off x="0" y="0"/>
+                                <a:ext cx="1123950" cy="0"/>
+                              </a:xfrm>
+                              <a:prstGeom prst="line">
+                                <a:avLst/>
+                              </a:prstGeom>
+                            </wps:spPr>
+                            <wps:style>
+                              <a:lnRef idx="1">
+                                <a:schemeClr val="dk1"/>
+                              </a:lnRef>
+                              <a:fillRef idx="0">
+                                <a:schemeClr val="dk1"/>
+                              </a:fillRef>
+                              <a:effectRef idx="0">
+                                <a:schemeClr val="dk1"/>
+                              </a:effectRef>
+                              <a:fontRef idx="minor">
+                                <a:schemeClr val="tx1"/>
+                              </a:fontRef>
+                            </wps:style>
+                            <wps:bodyPr/>
+                          </wps:wsp>
+                        </a:graphicData>
+                      </a:graphic>
+                      <wp14:sizeRelH relativeFrom="margin">
+                        <wp14:pctWidth>0</wp14:pctWidth>
+                      </wp14:sizeRelH>
+                    </wp:anchor>
+                  </w:drawing>
+                </mc:Choice>
+                <mc:Fallback>
+                  <w:pict>
+                    <v:line w14:anchorId="14CBE7EA" id="Straight Connector 25" o:spid="_x0000_s1026" style="position:absolute;z-index:251660288;visibility:visible;mso-wrap-style:square;mso-width-percent:0;mso-wrap-distance-left:9pt;mso-wrap-distance-top:0;mso-wrap-distance-right:9pt;mso-wrap-distance-bottom:0;mso-position-horizontal:absolute;mso-position-horizontal-relative:text;mso-position-vertical:absolute;mso-position-vertical-relative:text;mso-width-percent:0;mso-width-relative:margin" from="66.3pt,12.95pt" to="154.8pt,12.95pt" o:gfxdata="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" strokecolor="black [3200]" strokeweight=".5pt">
+                      <v:stroke joinstyle="miter"/>
+                    </v:line>
+                  </w:pict>
+                </mc:Fallback>
+              </mc:AlternateContent>
+            </w:r>
+            <w:r>
+              <w:rPr>
+                <w:b/>
+                <w:bCs/>
+                <w:color w:val="000000" w:themeColor="text1"/>
+                <w:sz w:val="24"/>
+                <w:szCs w:val="24"/>
+                <w:lang w:val="en-US"/>
+              </w:rPr>
+              <w:t>TT ĐÀO TẠO &amp; HTQT</w:t>
+            </w:r>
+          </w:p>
+        </w:tc>
+        <w:tc>
+          <w:tcPr>
+            <w:tcW w:w="5245" w:type="dxa"/>
+          </w:tcPr>
+          <w:p>
+            <w:pPr>
+              <w:shd w:val="clear" w:color="auto" w:fill="FFFFFF" w:themeFill="background1"/>
+              <w:jc w:val="center"/>
+              <w:rPr>
+                <w:b/>
+                <w:bCs/>
+                <w:color w:val="000000" w:themeColor="text1"/>
+                <w:sz w:val="24"/>
+                <w:szCs w:val="24"/>
+              </w:rPr>
+            </w:pPr>
+            <w:r>
+              <w:rPr>
+                <w:b/>
+                <w:bCs/>
+                <w:color w:val="000000" w:themeColor="text1"/>
+                <w:sz w:val="24"/>
+                <w:szCs w:val="24"/>
+              </w:rPr>
+              <w:t>CỘNG HÒA XÃ HỘI CHỦ NGHĨA VIỆT NAM</w:t>
+            </w:r>
+          </w:p>
+          <w:p>
+            <w:pPr>
+              <w:shd w:val="clear" w:color="auto" w:fill="FFFFFF" w:themeFill="background1"/>
+              <w:jc w:val="center"/>
+              <w:rPr>
+                <w:b/>
+                <w:bCs/>
+                <w:color w:val="000000" w:themeColor="text1"/>
+                <w:sz w:val="26"/>
+                <w:szCs w:val="26"/>
+              </w:rPr>
+            </w:pPr>
+            <w:r>
+              <w:rPr>
+                <w:b/>
+                <w:bCs/>
+                <w:noProof/>
+                <w:color w:val="000000" w:themeColor="text1"/>
+                <w:sz w:val="26"/>
+                <w:szCs w:val="26"/>
+                <w14:ligatures w14:val="standardContextual"/>
+              </w:rPr>
+              <mc:AlternateContent>
+                <mc:Choice Requires="wps">
+                  <w:drawing>
+                    <wp:anchor distT="0" distB="0" distL="114300" distR="114300" simplePos="0" relativeHeight="251661312" behindDoc="0" locked="0" layoutInCell="1" allowOverlap="1" wp14:anchorId="776B0E95" wp14:editId="611B6A8E">
+                      <wp:simplePos x="0" y="0"/>
+                      <wp:positionH relativeFrom="column">
+                        <wp:posOffset>628650</wp:posOffset>
+                      </wp:positionH>
+                      <wp:positionV relativeFrom="paragraph">
+                        <wp:posOffset>215900</wp:posOffset>
+                      </wp:positionV>
+                      <wp:extent cx="1943100" cy="0"/>
+                      <wp:effectExtent l="0" t="0" r="19050" b="19050"/>
+                      <wp:wrapNone/>
+                      <wp:docPr id="1903682391" name="Straight Connector 1903682391"/>
+                      <wp:cNvGraphicFramePr/>
+                      <a:graphic xmlns:a="http://schemas.openxmlformats.org/drawingml/2006/main">
+                        <a:graphicData uri="http://schemas.microsoft.com/office/word/2010/wordprocessingShape">
+                          <wps:wsp>
+                            <wps:cNvCnPr/>
+                            <wps:spPr>
+                              <a:xfrm>
+                                <a:off x="0" y="0"/>
+                                <a:ext cx="1943100" cy="0"/>
+                              </a:xfrm>
+                              <a:prstGeom prst="line">
+                                <a:avLst/>
+                              </a:prstGeom>
+                            </wps:spPr>
+                            <wps:style>
+                              <a:lnRef idx="1">
+                                <a:schemeClr val="dk1"/>
+                              </a:lnRef>
+                              <a:fillRef idx="0">
+                                <a:schemeClr val="dk1"/>
+                              </a:fillRef>
+                              <a:effectRef idx="0">
+                                <a:schemeClr val="dk1"/>
+                              </a:effectRef>
+                              <a:fontRef idx="minor">
+                                <a:schemeClr val="tx1"/>
+                              </a:fontRef>
+                            </wps:style>
+                            <wps:bodyPr/>
+                          </wps:wsp>
+                        </a:graphicData>
+                      </a:graphic>
+                    </wp:anchor>
+                  </w:drawing>
+                </mc:Choice>
+                <mc:Fallback>
+                  <w:pict>
+                    <v:line w14:anchorId="0D0D8E5A" id="Straight Connector 1903682391" o:spid="_x0000_s1026" style="position:absolute;z-index:251661312;visibility:visible;mso-wrap-style:square;mso-wrap-distance-left:9pt;mso-wrap-distance-top:0;mso-wrap-distance-right:9pt;mso-wrap-distance-bottom:0;mso-position-horizontal:absolute;mso-position-horizontal-relative:text;mso-position-vertical:absolute;mso-position-vertical-relative:text" from="49.5pt,17pt" to="202.5pt,17pt" o:gfxdata="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" strokecolor="black [3200]" strokeweight=".5pt">
+                      <v:stroke joinstyle="miter"/>
+                    </v:line>
+                  </w:pict>
+                </mc:Fallback>
+              </mc:AlternateContent>
+            </w:r>
+            <w:r>
+              <w:rPr>
+                <w:b/>
+                <w:bCs/>
+                <w:color w:val="000000" w:themeColor="text1"/>
+                <w:sz w:val="26"/>
+                <w:szCs w:val="26"/>
+              </w:rPr>
+              <w:t>Độc lập - Tự do - Hạnh phúc</w:t>
+            </w:r>
+          </w:p>
+        </w:tc>
+      </w:tr>
+    </w:tbl>
+    <w:p>
+      <w:pPr>
+        <w:shd w:val="clear" w:color="auto" w:fill="FFFFFF" w:themeFill="background1"/>
+        <w:spacing w:after="0" w:line="360" w:lineRule="auto"/>
+        <w:contextualSpacing/>
+        <w:jc w:val="center"/>
+        <w:rPr>
+          <w:bCs/>
+          <w:i/>
+          <w:color w:val="000000" w:themeColor="text1"/>
+          <w:sz w:val="26"/>
+          <w:szCs w:val="26"/>
+        </w:rPr>
+      </w:pPr>
+      <w:r>
+        <w:rPr>
+          <w:bCs/>
+          <w:color w:val="000000" w:themeColor="text1"/>
+          <w:sz w:val="26"/>
+          <w:szCs w:val="26"/>
+          <w:lang w:val="vi-VN"/>
+        </w:rPr>
+        <w:t xml:space="preserve">                                                                     </w:t>
+      </w:r>
+      <w:r>
+        <w:rPr>
+          <w:bCs/>
+          <w:i/>
+          <w:color w:val="000000" w:themeColor="text1"/>
+          <w:sz w:val="26"/>
+          <w:szCs w:val="26"/>
+          <w:lang w:val="vi-VN"/>
+        </w:rPr>
+        <w:t>Hà Nội,</w:t>
+      </w:r>
+      <w:r>
+        <w:rPr>
+          <w:bCs/>
+          <w:i/>
+          <w:color w:val="000000" w:themeColor="text1"/>
+          <w:sz w:val="26"/>
+          <w:szCs w:val="26"/>
+        </w:rPr>
+        <w:t xml:space="preserve"> [[</w:t>
+      </w:r>
+      <w:r>
+        <w:rPr>
+          <w:bCs/>
+          <w:i/>
+          <w:color w:val="000000" w:themeColor="text1"/>
+          <w:sz w:val="26"/>
+          <w:szCs w:val="26"/>
+        </w:rPr>
+        <w:t>NgayThangNamHienTaiDayDu</w:t>
+      </w:r>
+      <w:r>
+        <w:rPr>
+          <w:bCs/>
+          <w:i/>
+          <w:color w:val="000000" w:themeColor="text1"/>
+          <w:sz w:val="26"/>
+          <w:szCs w:val="26"/>
+        </w:rPr>
+        <w:t>]]</w:t>
+      </w:r>
+    </w:p>
+    <w:p>
+      <w:pPr>
+        <w:shd w:val="clear" w:color="auto" w:fill="FFFFFF" w:themeFill="background1"/>
+        <w:spacing w:after="0" w:line="360" w:lineRule="auto"/>
+        <w:contextualSpacing/>
+        <w:jc w:val="center"/>
+        <w:rPr>
+          <w:b/>
+          <w:color w:val="000000" w:themeColor="text1"/>
+          <w:sz w:val="12"/>
+          <w:szCs w:val="12"/>
+        </w:rPr>
+      </w:pPr>
+    </w:p>
+    <w:p>
+      <w:pPr>
+        <w:shd w:val="clear" w:color="auto" w:fill="FFFFFF" w:themeFill="background1"/>
+        <w:spacing w:after="0" w:line="360" w:lineRule="auto"/>
+        <w:contextualSpacing/>
+        <w:jc w:val="center"/>
+        <w:rPr>
+          <w:b/>
+          <w:color w:val="000000" w:themeColor="text1"/>
+          <w:sz w:val="26"/>
+          <w:szCs w:val="26"/>
+        </w:rPr>
+      </w:pPr>
+      <w:r>
+        <w:rPr>
+          <w:b/>
+          <w:color w:val="000000" w:themeColor="text1"/>
+          <w:sz w:val="26"/>
+          <w:szCs w:val="26"/>
+        </w:rPr>
+        <w:t>GIẤY XÁC NHẬN GIỜ GIẢNG LÂM SÀNG</w:t>
+      </w:r>
+    </w:p>
+    <w:p>
+      <w:pPr>
+        <w:shd w:val="clear" w:color="auto" w:fill="FFFFFF" w:themeFill="background1"/>
+        <w:spacing w:after="0" w:line="360" w:lineRule="auto"/>
+        <w:contextualSpacing/>
+        <w:jc w:val="center"/>
+        <w:rPr>
+          <w:color w:val="000000" w:themeColor="text1"/>
+          <w:sz w:val="14"/>
+        </w:rPr>
+      </w:pPr>
+    </w:p>
+    <w:p>
+      <w:pPr>
+        <w:numPr>
+          <w:ilvl w:val="0"/>
+          <w:numId w:val="1"/>
+        </w:numPr>
+        <w:shd w:val="clear" w:color="auto" w:fill="FFFFFF" w:themeFill="background1"/>
+        <w:tabs>
+          <w:tab w:val="left" w:pos="142"/>
+        </w:tabs>
+        <w:spacing w:after="0" w:line="360" w:lineRule="auto"/>
+        <w:ind w:left="0" w:firstLine="0"/>
+        <w:contextualSpacing/>
+        <w:rPr>
+          <w:color w:val="000000" w:themeColor="text1"/>
+          <w:sz w:val="26"/>
+          <w:szCs w:val="26"/>
+        </w:rPr>
+      </w:pPr>
+      <w:r>
+        <w:rPr>
+          <w:color w:val="000000" w:themeColor="text1"/>
+          <w:sz w:val="26"/>
+          <w:szCs w:val="26"/>
+        </w:rPr>
+        <w:t xml:space="preserve">Họ và tên học viên/ nhóm: </w:t>
+      </w:r>
+      <w:r>
+        <w:rPr>
+          <w:color w:val="000000" w:themeColor="text1"/>
+          <w:sz w:val="26"/>
+          <w:szCs w:val="26"/>
+        </w:rPr>
+        <w:t>[[</w:t>
+      </w:r>
+      <w:r>
+        <w:rPr>
+          <w:color w:val="000000" w:themeColor="text1"/>
+          <w:sz w:val="26"/>
+          <w:szCs w:val="26"/>
+        </w:rPr>
+        <w:t>HoTenHV</w:t>
+      </w:r>
+      <w:r>
+        <w:rPr>
+          <w:color w:val="000000" w:themeColor="text1"/>
+          <w:sz w:val="26"/>
+          <w:szCs w:val="26"/>
+        </w:rPr>
+        <w:t>]]</w:t>
+      </w:r>
+    </w:p>
+    <w:p>
+      <w:pPr>
+        <w:shd w:val="clear" w:color="auto" w:fill="FFFFFF" w:themeFill="background1"/>
+        <w:tabs>
+          <w:tab w:val="left" w:pos="142"/>
+        </w:tabs>
+        <w:spacing w:after="0" w:line="360" w:lineRule="auto"/>
+        <w:contextualSpacing/>
+        <w:rPr>
+          <w:color w:val="000000" w:themeColor="text1"/>
+          <w:sz w:val="26"/>
+          <w:szCs w:val="26"/>
+        </w:rPr>
+      </w:pPr>
+      <w:r>
+        <w:rPr>
+          <w:color w:val="000000" w:themeColor="text1"/>
+          <w:sz w:val="26"/>
+          <w:szCs w:val="26"/>
+        </w:rPr>
+        <w:t xml:space="preserve"> (Nếu theo nhóm thì có danh sách kèm theo)</w:t>
+      </w:r>
+    </w:p>
+    <w:p>
+      <w:pPr>
+        <w:numPr>
+          <w:ilvl w:val="0"/>
+          <w:numId w:val="1"/>
+        </w:numPr>
+        <w:shd w:val="clear" w:color="auto" w:fill="FFFFFF" w:themeFill="background1"/>
+        <w:tabs>
+          <w:tab w:val="left" w:pos="142"/>
+        </w:tabs>
+        <w:spacing w:after="0" w:line="360" w:lineRule="auto"/>
+        <w:ind w:left="0" w:firstLine="0"/>
+        <w:contextualSpacing/>
+        <w:rPr>
+          <w:color w:val="000000" w:themeColor="text1"/>
+          <w:sz w:val="26"/>
+          <w:szCs w:val="26"/>
+        </w:rPr>
+      </w:pPr>
+      <w:r>
+        <w:rPr>
+          <w:color w:val="000000" w:themeColor="text1"/>
+          <w:sz w:val="26"/>
+          <w:szCs w:val="26"/>
+        </w:rPr>
+        <w:t>Cơ quan công tác:</w:t>
+      </w:r>
+      <w:r>
+        <w:rPr>
+          <w:color w:val="000000" w:themeColor="text1"/>
+          <w:sz w:val="26"/>
+          <w:szCs w:val="26"/>
+        </w:rPr>
+        <w:t xml:space="preserve"> [[</w:t>
+      </w:r>
+      <w:r>
+        <w:rPr>
+          <w:color w:val="000000" w:themeColor="text1"/>
+          <w:sz w:val="26"/>
+          <w:szCs w:val="26"/>
+        </w:rPr>
+        <w:t>DonViCongTacHV</w:t>
+      </w:r>
+      <w:r>
+        <w:rPr>
+          <w:color w:val="000000" w:themeColor="text1"/>
+          <w:sz w:val="26"/>
+          <w:szCs w:val="26"/>
+        </w:rPr>
+        <w:t>]]</w:t>
+      </w:r>
+    </w:p>
+    <w:p>
+      <w:pPr>
+        <w:numPr>
+          <w:ilvl w:val="0"/>
+          <w:numId w:val="1"/>
+        </w:numPr>
+        <w:shd w:val="clear" w:color="auto" w:fill="FFFFFF" w:themeFill="background1"/>
+        <w:tabs>
+          <w:tab w:val="left" w:pos="142"/>
+        </w:tabs>
+        <w:spacing w:after="0" w:line="360" w:lineRule="auto"/>
+        <w:ind w:left="0" w:firstLine="0"/>
+        <w:contextualSpacing/>
+        <w:rPr>
+          <w:color w:val="000000" w:themeColor="text1"/>
+          <w:sz w:val="26"/>
+          <w:szCs w:val="26"/>
+        </w:rPr>
+      </w:pPr>
+      <w:r>
+        <w:rPr>
+          <w:color w:val="000000" w:themeColor="text1"/>
+          <w:sz w:val="26"/>
+          <w:szCs w:val="26"/>
+        </w:rPr>
+        <w:t xml:space="preserve"> Chức vụ/ chức danh (Nếu có):</w:t>
+      </w:r>
+      <w:r>
+        <w:rPr>
+          <w:color w:val="000000" w:themeColor="text1"/>
+          <w:sz w:val="26"/>
+          <w:szCs w:val="26"/>
+        </w:rPr>
+        <w:t xml:space="preserve"> </w:t>
+      </w:r>
+      <w:r>
+        <w:rPr>
+          <w:color w:val="000000" w:themeColor="text1"/>
+          <w:sz w:val="26"/>
+          <w:szCs w:val="26"/>
+        </w:rPr>
+        <w:t>[[</w:t>
+      </w:r>
+      <w:r>
+        <w:rPr>
+          <w:color w:val="000000" w:themeColor="text1"/>
+          <w:sz w:val="26"/>
+          <w:szCs w:val="26"/>
+        </w:rPr>
+        <w:t>ChucVuHV</w:t>
+      </w:r>
+      <w:r>
+        <w:rPr>
+          <w:color w:val="000000" w:themeColor="text1"/>
+          <w:sz w:val="26"/>
+          <w:szCs w:val="26"/>
+        </w:rPr>
+        <w:t>]]</w:t>
+      </w:r>
+    </w:p>
+    <w:p>
+      <w:pPr>
+        <w:numPr>
+          <w:ilvl w:val="0"/>
+          <w:numId w:val="1"/>
+        </w:numPr>
+        <w:shd w:val="clear" w:color="auto" w:fill="FFFFFF" w:themeFill="background1"/>
+        <w:tabs>
+          <w:tab w:val="left" w:pos="142"/>
+        </w:tabs>
+        <w:spacing w:after="0" w:line="360" w:lineRule="auto"/>
+        <w:ind w:left="0" w:firstLine="0"/>
+        <w:contextualSpacing/>
+        <w:rPr>
+          <w:color w:val="000000" w:themeColor="text1"/>
+          <w:sz w:val="26"/>
+          <w:szCs w:val="26"/>
+        </w:rPr>
+      </w:pPr>
+      <w:r>
+        <w:rPr>
+          <w:color w:val="000000" w:themeColor="text1"/>
+          <w:sz w:val="26"/>
+          <w:szCs w:val="26"/>
+        </w:rPr>
+        <w:t xml:space="preserve">Tên khóa học: </w:t>
+      </w:r>
+      <w:r>
+        <w:rPr>
+          <w:color w:val="000000" w:themeColor="text1"/>
+          <w:sz w:val="26"/>
+          <w:szCs w:val="26"/>
+        </w:rPr>
+        <w:t>[[</w:t>
+      </w:r>
+      <w:r>
+        <w:rPr>
+          <w:color w:val="000000" w:themeColor="text1"/>
+          <w:sz w:val="26"/>
+          <w:szCs w:val="26"/>
+        </w:rPr>
+        <w:t>TenKhoaHoc</w:t>
+      </w:r>
+      <w:r>
+        <w:rPr>
+          <w:color w:val="000000" w:themeColor="text1"/>
+          <w:sz w:val="26"/>
+          <w:szCs w:val="26"/>
+        </w:rPr>
+        <w:t>]]</w:t>
+      </w:r>
+    </w:p>
+    <w:p>
+      <w:pPr>
+        <w:numPr>
+          <w:ilvl w:val="0"/>
+          <w:numId w:val="1"/>
+        </w:numPr>
+        <w:shd w:val="clear" w:color="auto" w:fill="FFFFFF" w:themeFill="background1"/>
+        <w:tabs>
+          <w:tab w:val="left" w:pos="142"/>
+        </w:tabs>
+        <w:spacing w:after="0" w:line="360" w:lineRule="auto"/>
+        <w:ind w:left="0" w:firstLine="0"/>
+        <w:contextualSpacing/>
+        <w:rPr>
+          <w:color w:val="000000" w:themeColor="text1"/>
+          <w:sz w:val="26"/>
+          <w:szCs w:val="26"/>
+        </w:rPr>
+      </w:pPr>
+      <w:r>
+        <w:rPr>
+          <w:color w:val="000000" w:themeColor="text1"/>
+          <w:sz w:val="26"/>
+          <w:szCs w:val="26"/>
+        </w:rPr>
+        <w:t>Thời gian:</w:t>
+      </w:r>
+      <w:r>
+        <w:rPr>
+          <w:color w:val="000000" w:themeColor="text1"/>
+          <w:sz w:val="26"/>
+          <w:szCs w:val="26"/>
+        </w:rPr>
+        <w:t xml:space="preserve"> [[</w:t>
+      </w:r>
+      <w:r>
+        <w:rPr>
+          <w:color w:val="000000" w:themeColor="text1"/>
+          <w:sz w:val="26"/>
+          <w:szCs w:val="26"/>
+        </w:rPr>
+        <w:t>ThoiGianHoc</w:t>
+      </w:r>
+      <w:r>
+        <w:rPr>
+          <w:color w:val="000000" w:themeColor="text1"/>
+          <w:sz w:val="26"/>
+          <w:szCs w:val="26"/>
+        </w:rPr>
+        <w:t xml:space="preserve">]] </w:t>
+      </w:r>
+      <w:r>
+        <w:rPr>
+          <w:color w:val="000000" w:themeColor="text1"/>
+          <w:sz w:val="26"/>
+          <w:szCs w:val="26"/>
+        </w:rPr>
+        <w:t xml:space="preserve">Từ ngày </w:t>
+      </w:r>
+      <w:r>
+        <w:rPr>
+          <w:color w:val="000000" w:themeColor="text1"/>
+          <w:sz w:val="26"/>
+          <w:szCs w:val="26"/>
+        </w:rPr>
+        <w:t>[[</w:t>
+      </w:r>
+      <w:r>
+        <w:rPr>
+          <w:color w:val="000000" w:themeColor="text1"/>
+          <w:sz w:val="26"/>
+          <w:szCs w:val="26"/>
+        </w:rPr>
+        <w:t>NgayKhaiGiang</w:t>
+      </w:r>
+      <w:r>
+        <w:rPr>
+          <w:color w:val="000000" w:themeColor="text1"/>
+          <w:sz w:val="26"/>
+          <w:szCs w:val="26"/>
+        </w:rPr>
+        <w:t xml:space="preserve">]] </w:t>
+      </w:r>
+      <w:r>
+        <w:rPr>
+          <w:color w:val="000000" w:themeColor="text1"/>
+          <w:sz w:val="26"/>
+          <w:szCs w:val="26"/>
+        </w:rPr>
+        <w:t xml:space="preserve">đến ngày </w:t>
+      </w:r>
+      <w:r>
+        <w:rPr>
+          <w:color w:val="000000" w:themeColor="text1"/>
+          <w:sz w:val="26"/>
+          <w:szCs w:val="26"/>
+        </w:rPr>
+        <w:t>[[</w:t>
+      </w:r>
+      <w:r>
+        <w:rPr>
+          <w:color w:val="000000" w:themeColor="text1"/>
+          <w:sz w:val="26"/>
+          <w:szCs w:val="26"/>
+        </w:rPr>
+        <w:t>NgayKetThuc</w:t>
+      </w:r>
+      <w:r>
+        <w:rPr>
+          <w:color w:val="000000" w:themeColor="text1"/>
+          <w:sz w:val="26"/>
+          <w:szCs w:val="26"/>
+        </w:rPr>
+        <w:t>]]</w:t>
+      </w:r>
+    </w:p>
+    <w:p>
+      <w:pPr>
+        <w:numPr>
+          <w:ilvl w:val="0"/>
+          <w:numId w:val="1"/>
+        </w:numPr>
+        <w:shd w:val="clear" w:color="auto" w:fill="FFFFFF" w:themeFill="background1"/>
+        <w:tabs>
+          <w:tab w:val="left" w:pos="142"/>
+        </w:tabs>
+        <w:spacing w:after="0" w:line="360" w:lineRule="auto"/>
+        <w:ind w:left="0" w:firstLine="0"/>
+        <w:contextualSpacing/>
+        <w:rPr>
+          <w:color w:val="000000" w:themeColor="text1"/>
+          <w:sz w:val="26"/>
+          <w:szCs w:val="26"/>
+        </w:rPr>
+      </w:pPr>
+      <w:r>
+        <w:rPr>
+          <w:color w:val="000000" w:themeColor="text1"/>
+          <w:sz w:val="26"/>
+          <w:szCs w:val="26"/>
+        </w:rPr>
+        <w:t>Cán bộ phụ trách khóa học:</w:t>
+      </w:r>
+      <w:r>
+        <w:rPr>
+          <w:color w:val="000000" w:themeColor="text1"/>
+          <w:sz w:val="26"/>
+          <w:szCs w:val="26"/>
+        </w:rPr>
+        <w:t xml:space="preserve"> </w:t>
+      </w:r>
+      <w:r>
+        <w:rPr>
+          <w:color w:val="000000" w:themeColor="text1"/>
+          <w:sz w:val="26"/>
+          <w:szCs w:val="26"/>
+        </w:rPr>
+        <w:t>[[</w:t>
+      </w:r>
+      <w:r>
+        <w:rPr>
+          <w:color w:val="000000" w:themeColor="text1"/>
+          <w:sz w:val="26"/>
+          <w:szCs w:val="26"/>
+        </w:rPr>
+        <w:t>HoTenGV</w:t>
+      </w:r>
+      <w:r>
+        <w:rPr>
+          <w:color w:val="000000" w:themeColor="text1"/>
+          <w:sz w:val="26"/>
+          <w:szCs w:val="26"/>
+        </w:rPr>
+        <w:t>]]</w:t>
+      </w:r>
+    </w:p>
+    <w:p>
+      <w:pPr>
+        <w:numPr>
+          <w:ilvl w:val="0"/>
+          <w:numId w:val="1"/>
+        </w:numPr>
+        <w:shd w:val="clear" w:color="auto" w:fill="FFFFFF" w:themeFill="background1"/>
+        <w:tabs>
+          <w:tab w:val="left" w:pos="142"/>
+        </w:tabs>
+        <w:spacing w:after="0" w:line="360" w:lineRule="auto"/>
+        <w:ind w:left="0" w:firstLine="0"/>
+        <w:contextualSpacing/>
+        <w:rPr>
+          <w:color w:val="000000" w:themeColor="text1"/>
+        </w:rPr>
+      </w:pPr>
+      <w:r>
+        <w:rPr>
+          <w:color w:val="000000" w:themeColor="text1"/>
+          <w:sz w:val="26"/>
+          <w:szCs w:val="26"/>
+        </w:rPr>
+        <w:t xml:space="preserve">Khoa/ Phòng/ trung tâm thực hành: </w:t>
+      </w:r>
+      <w:r>
+        <w:rPr>
+          <w:color w:val="000000" w:themeColor="text1"/>
+          <w:sz w:val="26"/>
+          <w:szCs w:val="26"/>
+        </w:rPr>
+        <w:t>[[KhoaPhong]]</w:t>
+      </w:r>
+    </w:p>
+    <w:p>
+      <w:pPr>
+        <w:shd w:val="clear" w:color="auto" w:fill="FFFFFF" w:themeFill="background1"/>
+        <w:spacing w:after="0" w:line="360" w:lineRule="auto"/>
+        <w:ind w:firstLine="567"/>
+        <w:contextualSpacing/>
+        <w:jc w:val="both"/>
+        <w:rPr>
+          <w:color w:val="000000" w:themeColor="text1"/>
+          <w:sz w:val="6"/>
+        </w:rPr>
+      </w:pPr>
+    </w:p>
+    <w:tbl>
+      <w:tblPr>
+        <w:tblW w:w="10539" w:type="dxa"/>
+        <w:jc w:val="center"/>
+        <w:tblBorders>
+          <w:top w:val="single" w:sz="4" w:space="0" w:color="000000"/>
+          <w:left w:val="single" w:sz="4" w:space="0" w:color="000000"/>
+          <w:bottom w:val="single" w:sz="4" w:space="0" w:color="000000"/>
+          <w:right w:val="single" w:sz="4" w:space="0" w:color="000000"/>
+          <w:insideH w:val="single" w:sz="4" w:space="0" w:color="000000"/>
+          <w:insideV w:val="single" w:sz="4" w:space="0" w:color="000000"/>
+        </w:tblBorders>
+        <w:tblLook w:val="04A0" w:firstRow="1" w:lastRow="0" w:firstColumn="1" w:lastColumn="0" w:noHBand="0" w:noVBand="1"/>
+      </w:tblPr>
+      <w:tblGrid>
+        <w:gridCol w:w="1393"/>
+        <w:gridCol w:w="2159"/>
+        <w:gridCol w:w="1899"/>
+        <w:gridCol w:w="1615"/>
+        <w:gridCol w:w="2056"/>
+        <w:gridCol w:w="2231"/>
+      </w:tblGrid>
+      <w:tr>
+        <w:trPr>
+          <w:trHeight w:val="461"/>
+          <w:jc w:val="center"/>
+        </w:trPr>
+        <w:tc>
+          <w:tcPr>
+            <w:tcW w:w="708" w:type="dxa"/>
+            <w:vAlign w:val="center"/>
+          </w:tcPr>
+          <w:p>
+            <w:pPr>
+              <w:shd w:val="clear" w:color="auto" w:fill="FFFFFF" w:themeFill="background1"/>
+              <w:spacing w:after="0"/>
+              <w:contextualSpacing/>
+              <w:jc w:val="center"/>
+              <w:rPr>
+                <w:b/>
+                <w:color w:val="000000" w:themeColor="text1"/>
+                <w:sz w:val="26"/>
+                <w:szCs w:val="26"/>
+              </w:rPr>
+            </w:pPr>
+            <w:r>
+              <w:rPr>
+                <w:b/>
+                <w:color w:val="000000" w:themeColor="text1"/>
+                <w:sz w:val="26"/>
+                <w:szCs w:val="26"/>
+              </w:rPr>
+              <w:t>STT</w:t>
+            </w:r>
+          </w:p>
+          <w:p>
+            <w:pPr>
+              <w:shd w:val="clear" w:color="auto" w:fill="FFFFFF" w:themeFill="background1"/>
+              <w:spacing w:after="0"/>
+              <w:contextualSpacing/>
+              <w:jc w:val="center"/>
+              <w:rPr>
+                <w:b/>
+                <w:color w:val="000000" w:themeColor="text1"/>
+                <w:sz w:val="26"/>
+                <w:szCs w:val="26"/>
+              </w:rPr>
+            </w:pPr>
+            <w:r>
+              <w:rPr>
+                <w:b/>
+                <w:color w:val="000000" w:themeColor="text1"/>
+                <w:sz w:val="26"/>
+                <w:szCs w:val="26"/>
+              </w:rPr>
+              <w:t>(1)</w:t>
+            </w:r>
+          </w:p>
+        </w:tc>
+        <w:tc>
+          <w:tcPr>
+            <w:tcW w:w="1691" w:type="dxa"/>
+            <w:vAlign w:val="center"/>
+          </w:tcPr>
+          <w:p>
+            <w:pPr>
+              <w:shd w:val="clear" w:color="auto" w:fill="FFFFFF" w:themeFill="background1"/>
+              <w:spacing w:after="0"/>
+              <w:contextualSpacing/>
+              <w:jc w:val="center"/>
+              <w:rPr>
+                <w:b/>
+                <w:color w:val="000000" w:themeColor="text1"/>
+                <w:sz w:val="26"/>
+                <w:szCs w:val="26"/>
+              </w:rPr>
+            </w:pPr>
+            <w:r>
+              <w:rPr>
+                <w:b/>
+                <w:color w:val="000000" w:themeColor="text1"/>
+                <w:sz w:val="26"/>
+                <w:szCs w:val="26"/>
+              </w:rPr>
+              <w:t>Ngày/ tháng</w:t>
+            </w:r>
+          </w:p>
+          <w:p>
+            <w:pPr>
+              <w:shd w:val="clear" w:color="auto" w:fill="FFFFFF" w:themeFill="background1"/>
+              <w:spacing w:after="0"/>
+              <w:contextualSpacing/>
+              <w:jc w:val="center"/>
+              <w:rPr>
+                <w:b/>
+                <w:color w:val="000000" w:themeColor="text1"/>
+                <w:sz w:val="26"/>
+                <w:szCs w:val="26"/>
+              </w:rPr>
+            </w:pPr>
+            <w:r>
+              <w:rPr>
+                <w:b/>
+                <w:color w:val="000000" w:themeColor="text1"/>
+                <w:sz w:val="26"/>
+                <w:szCs w:val="26"/>
+              </w:rPr>
+              <w:t>(2)</w:t>
+            </w:r>
+          </w:p>
+        </w:tc>
+        <w:tc>
+          <w:tcPr>
+            <w:tcW w:w="2834" w:type="dxa"/>
+            <w:vAlign w:val="center"/>
+          </w:tcPr>
+          <w:p>
+            <w:pPr>
+              <w:shd w:val="clear" w:color="auto" w:fill="FFFFFF" w:themeFill="background1"/>
+              <w:spacing w:after="0"/>
+              <w:contextualSpacing/>
+              <w:jc w:val="center"/>
+              <w:rPr>
+                <w:b/>
+                <w:color w:val="000000" w:themeColor="text1"/>
+                <w:sz w:val="26"/>
+                <w:szCs w:val="26"/>
+              </w:rPr>
+            </w:pPr>
+            <w:r>
+              <w:rPr>
+                <w:b/>
+                <w:color w:val="000000" w:themeColor="text1"/>
+                <w:sz w:val="26"/>
+                <w:szCs w:val="26"/>
+              </w:rPr>
+              <w:t>Nội dung</w:t>
+            </w:r>
+          </w:p>
+          <w:p>
+            <w:pPr>
+              <w:shd w:val="clear" w:color="auto" w:fill="FFFFFF" w:themeFill="background1"/>
+              <w:spacing w:after="0"/>
+              <w:contextualSpacing/>
+              <w:jc w:val="center"/>
+              <w:rPr>
+                <w:b/>
+                <w:color w:val="000000" w:themeColor="text1"/>
+                <w:sz w:val="26"/>
+                <w:szCs w:val="26"/>
+              </w:rPr>
+            </w:pPr>
+            <w:r>
+              <w:rPr>
+                <w:b/>
+                <w:color w:val="000000" w:themeColor="text1"/>
+                <w:sz w:val="26"/>
+                <w:szCs w:val="26"/>
+              </w:rPr>
+              <w:t>(3)</w:t>
+            </w:r>
+          </w:p>
+        </w:tc>
+        <w:tc>
+          <w:tcPr>
+            <w:tcW w:w="1035" w:type="dxa"/>
+            <w:vAlign w:val="center"/>
+          </w:tcPr>
+          <w:p>
+            <w:pPr>
+              <w:shd w:val="clear" w:color="auto" w:fill="FFFFFF" w:themeFill="background1"/>
+              <w:spacing w:after="0"/>
+              <w:contextualSpacing/>
+              <w:jc w:val="center"/>
+              <w:rPr>
+                <w:b/>
+                <w:color w:val="000000" w:themeColor="text1"/>
+                <w:sz w:val="26"/>
+                <w:szCs w:val="26"/>
+              </w:rPr>
+            </w:pPr>
+            <w:r>
+              <w:rPr>
+                <w:b/>
+                <w:color w:val="000000" w:themeColor="text1"/>
+                <w:sz w:val="26"/>
+                <w:szCs w:val="26"/>
+              </w:rPr>
+              <w:t>Số tiết</w:t>
+            </w:r>
+          </w:p>
+          <w:p>
+            <w:pPr>
+              <w:shd w:val="clear" w:color="auto" w:fill="FFFFFF" w:themeFill="background1"/>
+              <w:spacing w:after="0"/>
+              <w:contextualSpacing/>
+              <w:jc w:val="center"/>
+              <w:rPr>
+                <w:b/>
+                <w:color w:val="000000" w:themeColor="text1"/>
+                <w:sz w:val="26"/>
+                <w:szCs w:val="26"/>
+              </w:rPr>
+            </w:pPr>
+            <w:r>
+              <w:rPr>
+                <w:b/>
+                <w:color w:val="000000" w:themeColor="text1"/>
+                <w:sz w:val="26"/>
+                <w:szCs w:val="26"/>
+              </w:rPr>
+              <w:t>(4)</w:t>
+            </w:r>
+          </w:p>
+        </w:tc>
+        <w:tc>
+          <w:tcPr>
+            <w:tcW w:w="2495" w:type="dxa"/>
+            <w:vAlign w:val="center"/>
+          </w:tcPr>
+          <w:p>
+            <w:pPr>
+              <w:shd w:val="clear" w:color="auto" w:fill="FFFFFF" w:themeFill="background1"/>
+              <w:spacing w:after="0"/>
+              <w:contextualSpacing/>
+              <w:jc w:val="center"/>
+              <w:rPr>
+                <w:b/>
+                <w:color w:val="000000" w:themeColor="text1"/>
+                <w:sz w:val="26"/>
+                <w:szCs w:val="26"/>
+              </w:rPr>
+            </w:pPr>
+            <w:r>
+              <w:rPr>
+                <w:b/>
+                <w:color w:val="000000" w:themeColor="text1"/>
+                <w:sz w:val="26"/>
+                <w:szCs w:val="26"/>
+              </w:rPr>
+              <w:t>Giảng viên</w:t>
+            </w:r>
+          </w:p>
+          <w:p>
+            <w:pPr>
+              <w:shd w:val="clear" w:color="auto" w:fill="FFFFFF" w:themeFill="background1"/>
+              <w:spacing w:after="0"/>
+              <w:contextualSpacing/>
+              <w:jc w:val="center"/>
+              <w:rPr>
+                <w:b/>
+                <w:color w:val="000000" w:themeColor="text1"/>
+                <w:sz w:val="26"/>
+                <w:szCs w:val="26"/>
+              </w:rPr>
+            </w:pPr>
+            <w:r>
+              <w:rPr>
+                <w:b/>
+                <w:color w:val="000000" w:themeColor="text1"/>
+                <w:sz w:val="26"/>
+                <w:szCs w:val="26"/>
+              </w:rPr>
+              <w:t>(5)</w:t>
+            </w:r>
+          </w:p>
+        </w:tc>
+        <w:tc>
+          <w:tcPr>
+            <w:tcW w:w="1776" w:type="dxa"/>
+            <w:vAlign w:val="center"/>
+          </w:tcPr>
+          <w:p>
+            <w:pPr>
+              <w:shd w:val="clear" w:color="auto" w:fill="FFFFFF" w:themeFill="background1"/>
+              <w:tabs>
+                <w:tab w:val="left" w:pos="204"/>
+                <w:tab w:val="center" w:pos="747"/>
+              </w:tabs>
+              <w:spacing w:after="0"/>
+              <w:contextualSpacing/>
+              <w:jc w:val="center"/>
+              <w:rPr>
+                <w:b/>
+                <w:color w:val="000000" w:themeColor="text1"/>
+                <w:sz w:val="26"/>
+                <w:szCs w:val="26"/>
+              </w:rPr>
+            </w:pPr>
+            <w:r>
+              <w:rPr>
+                <w:b/>
+                <w:color w:val="000000" w:themeColor="text1"/>
+                <w:sz w:val="26"/>
+                <w:szCs w:val="26"/>
+              </w:rPr>
+              <w:t>Ký xác nhận</w:t>
+            </w:r>
+          </w:p>
+          <w:p>
+            <w:pPr>
+              <w:shd w:val="clear" w:color="auto" w:fill="FFFFFF" w:themeFill="background1"/>
+              <w:tabs>
+                <w:tab w:val="left" w:pos="204"/>
+                <w:tab w:val="center" w:pos="747"/>
+              </w:tabs>
+              <w:spacing w:after="0"/>
+              <w:contextualSpacing/>
+              <w:jc w:val="center"/>
+              <w:rPr>
+                <w:b/>
+                <w:color w:val="000000" w:themeColor="text1"/>
+                <w:sz w:val="26"/>
+                <w:szCs w:val="26"/>
+              </w:rPr>
+            </w:pPr>
+            <w:r>
+              <w:rPr>
+                <w:b/>
+                <w:color w:val="000000" w:themeColor="text1"/>
+                <w:sz w:val="26"/>
+                <w:szCs w:val="26"/>
+              </w:rPr>
+              <w:t>(6)</w:t>
+            </w:r>
+          </w:p>
+        </w:tc>
+      </w:tr>
+      <w:tr>
+        <w:trPr>
+          <w:trHeight w:val="476"/>
+          <w:jc w:val="center"/>
+        </w:trPr>
+        <w:tc>
+          <w:tcPr>
+            <w:tcW w:w="708" w:type="dxa"/>
+            <w:vAlign w:val="center"/>
+          </w:tcPr>
+          <w:p>
+            <w:pPr>
+              <w:shd w:val="clear" w:color="auto" w:fill="FFFFFF" w:themeFill="background1"/>
+              <w:spacing w:after="0" w:line="360" w:lineRule="auto"/>
+              <w:contextualSpacing/>
+              <w:jc w:val="center"/>
+              <w:rPr>
+                <w:color w:val="000000" w:themeColor="text1"/>
+                <w:sz w:val="26"/>
+                <w:szCs w:val="26"/>
+              </w:rPr>
+            </w:pPr>
+            <w:r>
+              <w:rPr>
+                <w:color w:val="000000" w:themeColor="text1"/>
+                <w:sz w:val="26"/>
+                <w:szCs w:val="26"/>
+              </w:rPr>
+              <w:t>[[LS.STT]]</w:t>
+            </w:r>
+          </w:p>
+        </w:tc>
+        <w:tc>
+          <w:tcPr>
+            <w:tcW w:w="1691" w:type="dxa"/>
+          </w:tcPr>
+          <w:p>
+            <w:pPr>
+              <w:shd w:val="clear" w:color="auto" w:fill="FFFFFF" w:themeFill="background1"/>
+              <w:spacing w:after="0" w:line="360" w:lineRule="auto"/>
+              <w:contextualSpacing/>
+              <w:jc w:val="both"/>
+              <w:rPr>
+                <w:color w:val="000000" w:themeColor="text1"/>
+                <w:sz w:val="26"/>
+                <w:szCs w:val="26"/>
+              </w:rPr>
+            </w:pPr>
+            <w:r>
+              <w:rPr>
+                <w:color w:val="000000" w:themeColor="text1"/>
+                <w:sz w:val="26"/>
+                <w:szCs w:val="26"/>
+              </w:rPr>
+              <w:t>[[</w:t>
+            </w:r>
+            <w:proofErr w:type="gramStart"/>
+            <w:r>
+              <w:rPr>
+                <w:color w:val="000000" w:themeColor="text1"/>
+                <w:sz w:val="26"/>
+                <w:szCs w:val="26"/>
+              </w:rPr>
+              <w:t>LS.NgayThang</w:t>
+            </w:r>
+            <w:proofErr w:type="gramEnd"/>
+            <w:r>
+              <w:rPr>
+                <w:color w:val="000000" w:themeColor="text1"/>
+                <w:sz w:val="26"/>
+                <w:szCs w:val="26"/>
+              </w:rPr>
+              <w:t>]]</w:t>
+            </w:r>
+          </w:p>
+        </w:tc>
+        <w:tc>
+          <w:tcPr>
+            <w:tcW w:w="2834" w:type="dxa"/>
+            <w:vAlign w:val="center"/>
+          </w:tcPr>
+          <w:p>
+            <w:pPr>
+              <w:shd w:val="clear" w:color="auto" w:fill="FFFFFF" w:themeFill="background1"/>
+              <w:spacing w:after="0" w:line="360" w:lineRule="auto"/>
+              <w:contextualSpacing/>
+              <w:rPr>
+                <w:color w:val="000000" w:themeColor="text1"/>
+                <w:sz w:val="26"/>
+                <w:szCs w:val="26"/>
+              </w:rPr>
+            </w:pPr>
+            <w:r>
+              <w:rPr>
+                <w:color w:val="000000" w:themeColor="text1"/>
+                <w:sz w:val="26"/>
+                <w:szCs w:val="26"/>
+              </w:rPr>
+              <w:t>[[</w:t>
+            </w:r>
+            <w:proofErr w:type="gramStart"/>
+            <w:r>
+              <w:rPr>
+                <w:color w:val="000000" w:themeColor="text1"/>
+                <w:sz w:val="26"/>
+                <w:szCs w:val="26"/>
+              </w:rPr>
+              <w:t>LS.NoiDung</w:t>
+            </w:r>
+            <w:proofErr w:type="gramEnd"/>
+            <w:r>
+              <w:rPr>
+                <w:color w:val="000000" w:themeColor="text1"/>
+                <w:sz w:val="26"/>
+                <w:szCs w:val="26"/>
+              </w:rPr>
+              <w:t>]]</w:t>
+            </w:r>
+          </w:p>
+        </w:tc>
+        <w:tc>
+          <w:tcPr>
+            <w:tcW w:w="1035" w:type="dxa"/>
+          </w:tcPr>
+          <w:p>
+            <w:pPr>
+              <w:shd w:val="clear" w:color="auto" w:fill="FFFFFF" w:themeFill="background1"/>
+              <w:spacing w:after="0" w:line="360" w:lineRule="auto"/>
+              <w:contextualSpacing/>
+              <w:rPr>
+                <w:color w:val="000000" w:themeColor="text1"/>
+                <w:sz w:val="26"/>
+                <w:szCs w:val="26"/>
+              </w:rPr>
+            </w:pPr>
+            <w:r>
+              <w:rPr>
+                <w:color w:val="000000" w:themeColor="text1"/>
+                <w:sz w:val="26"/>
+                <w:szCs w:val="26"/>
+              </w:rPr>
+              <w:t>[[</w:t>
+            </w:r>
+            <w:proofErr w:type="gramStart"/>
+            <w:r>
+              <w:rPr>
+                <w:color w:val="000000" w:themeColor="text1"/>
+                <w:sz w:val="26"/>
+                <w:szCs w:val="26"/>
+              </w:rPr>
+              <w:t>LS.SoTiet</w:t>
+            </w:r>
+            <w:proofErr w:type="gramEnd"/>
+            <w:r>
+              <w:rPr>
+                <w:color w:val="000000" w:themeColor="text1"/>
+                <w:sz w:val="26"/>
+                <w:szCs w:val="26"/>
+              </w:rPr>
+              <w:t>]]</w:t>
+            </w:r>
+          </w:p>
+        </w:tc>
+        <w:tc>
+          <w:tcPr>
+            <w:tcW w:w="2495" w:type="dxa"/>
+          </w:tcPr>
+          <w:p>
+            <w:pPr>
+              <w:shd w:val="clear" w:color="auto" w:fill="FFFFFF" w:themeFill="background1"/>
+              <w:spacing w:after="0" w:line="360" w:lineRule="auto"/>
+              <w:contextualSpacing/>
+              <w:rPr>
+                <w:color w:val="000000" w:themeColor="text1"/>
+                <w:sz w:val="26"/>
+                <w:szCs w:val="26"/>
+              </w:rPr>
+            </w:pPr>
+            <w:r>
+              <w:rPr>
+                <w:color w:val="000000" w:themeColor="text1"/>
+                <w:sz w:val="26"/>
+                <w:szCs w:val="26"/>
+              </w:rPr>
+              <w:t>[[</w:t>
+            </w:r>
+            <w:proofErr w:type="gramStart"/>
+            <w:r>
+              <w:rPr>
+                <w:color w:val="000000" w:themeColor="text1"/>
+                <w:sz w:val="26"/>
+                <w:szCs w:val="26"/>
+              </w:rPr>
+              <w:t>LS.GiangVien</w:t>
+            </w:r>
+            <w:proofErr w:type="gramEnd"/>
+            <w:r>
+              <w:rPr>
+                <w:color w:val="000000" w:themeColor="text1"/>
+                <w:sz w:val="26"/>
+                <w:szCs w:val="26"/>
+              </w:rPr>
+              <w:t>]]</w:t>
+            </w:r>
+          </w:p>
+        </w:tc>
+        <w:tc>
+          <w:tcPr>
+            <w:tcW w:w="1776" w:type="dxa"/>
+          </w:tcPr>
+          <w:p>
+            <w:pPr>
+              <w:shd w:val="clear" w:color="auto" w:fill="FFFFFF" w:themeFill="background1"/>
+              <w:spacing w:after="0" w:line="360" w:lineRule="auto"/>
+              <w:contextualSpacing/>
+              <w:rPr>
+                <w:color w:val="000000" w:themeColor="text1"/>
+                <w:sz w:val="26"/>
+                <w:szCs w:val="26"/>
+              </w:rPr>
+            </w:pPr>
+            <w:r>
+              <w:rPr>
+                <w:color w:val="000000" w:themeColor="text1"/>
+                <w:sz w:val="26"/>
+                <w:szCs w:val="26"/>
+              </w:rPr>
+              <w:t>[[</w:t>
+            </w:r>
+            <w:proofErr w:type="gramStart"/>
+            <w:r>
+              <w:rPr>
+                <w:color w:val="000000" w:themeColor="text1"/>
+                <w:sz w:val="26"/>
+                <w:szCs w:val="26"/>
+              </w:rPr>
+              <w:t>LS.KyXacNhan</w:t>
+            </w:r>
+            <w:proofErr w:type="gramEnd"/>
+            <w:r>
+              <w:rPr>
+                <w:color w:val="000000" w:themeColor="text1"/>
+                <w:sz w:val="26"/>
+                <w:szCs w:val="26"/>
+              </w:rPr>
+              <w:t>]]</w:t>
+            </w:r>
+          </w:p>
+        </w:tc>
+      </w:tr>
+    </w:tbl>
+    <w:p>
+      <w:pPr>
+        <w:shd w:val="clear" w:color="auto" w:fill="FFFFFF" w:themeFill="background1"/>
+        <w:spacing w:after="0" w:line="360" w:lineRule="auto"/>
+        <w:ind w:firstLine="720"/>
+        <w:contextualSpacing/>
+        <w:jc w:val="both"/>
+        <w:rPr>
+          <w:b/>
+          <w:i/>
+          <w:color w:val="000000" w:themeColor="text1"/>
+        </w:rPr>
+      </w:pPr>
+      <w:r>
+        <w:rPr>
+          <w:b/>
+          <w:i/>
+          <w:color w:val="000000" w:themeColor="text1"/>
+        </w:rPr>
+        <w:t>Ghi chú: 1 buổi = 4 tiết</w:t>
+      </w:r>
+    </w:p>
+    <w:p>
+      <w:pPr>
+        <w:shd w:val="clear" w:color="auto" w:fill="FFFFFF" w:themeFill="background1"/>
+        <w:spacing w:after="0" w:line="360" w:lineRule="auto"/>
+        <w:ind w:firstLine="720"/>
+        <w:contextualSpacing/>
+        <w:jc w:val="both"/>
+        <w:rPr>
+          <w:b/>
+          <w:i/>
+          <w:color w:val="000000" w:themeColor="text1"/>
+        </w:rPr>
+      </w:pPr>
+      <w:r>
+        <w:rPr>
+          <w:b/>
+          <w:i/>
+          <w:color w:val="000000" w:themeColor="text1"/>
+        </w:rPr>
+        <w:t xml:space="preserve">             </w:t>
+      </w:r>
+      <w:r>
+        <w:rPr>
+          <w:b/>
+          <w:i/>
+          <w:color w:val="000000" w:themeColor="text1"/>
+          <w:lang w:val="vi-VN"/>
+        </w:rPr>
+        <w:t xml:space="preserve"> </w:t>
+      </w:r>
+      <w:r>
+        <w:rPr>
+          <w:b/>
+          <w:i/>
+          <w:color w:val="000000" w:themeColor="text1"/>
+        </w:rPr>
+        <w:t xml:space="preserve"> 1 ngày = 2 buổi = 8 tiết</w:t>
+      </w:r>
+    </w:p>
+    <w:p>
+      <w:pPr>
+        <w:shd w:val="clear" w:color="auto" w:fill="FFFFFF" w:themeFill="background1"/>
+        <w:spacing w:after="0" w:line="360" w:lineRule="auto"/>
+        <w:ind w:firstLine="720"/>
+        <w:contextualSpacing/>
+        <w:jc w:val="both"/>
+        <w:rPr>
+          <w:b/>
+          <w:i/>
+          <w:color w:val="000000" w:themeColor="text1"/>
+        </w:rPr>
+      </w:pPr>
+    </w:p>
+    <w:tbl>
+      <w:tblPr>
+        <w:tblW w:w="9947" w:type="dxa"/>
+        <w:jc w:val="center"/>
+        <w:tblLook w:val="04A0" w:firstRow="1" w:lastRow="0" w:firstColumn="1" w:lastColumn="0" w:noHBand="0" w:noVBand="1"/>
+      </w:tblPr>
+      <w:tblGrid>
+        <w:gridCol w:w="3318"/>
+        <w:gridCol w:w="3501"/>
+        <w:gridCol w:w="3128"/>
+      </w:tblGrid>
+      <w:tr>
+        <w:trPr>
+          <w:jc w:val="center"/>
+        </w:trPr>
+        <w:tc>
+          <w:tcPr>
+            <w:tcW w:w="3318" w:type="dxa"/>
+          </w:tcPr>
+          <w:p>
+            <w:pPr>
+              <w:shd w:val="clear" w:color="auto" w:fill="FFFFFF" w:themeFill="background1"/>
+              <w:spacing w:after="0" w:line="360" w:lineRule="auto"/>
+              <w:contextualSpacing/>
+              <w:jc w:val="center"/>
+              <w:rPr>
+                <w:b/>
+                <w:color w:val="000000" w:themeColor="text1"/>
+                <w:sz w:val="26"/>
+                <w:szCs w:val="26"/>
+              </w:rPr>
+            </w:pPr>
+            <w:r>
+              <w:rPr>
+                <w:b/>
+                <w:color w:val="000000" w:themeColor="text1"/>
+                <w:sz w:val="26"/>
+                <w:szCs w:val="26"/>
+              </w:rPr>
+              <w:t>TT Đào tạo &amp; HTQT</w:t>
+            </w:r>
+          </w:p>
+          <w:p>
+            <w:pPr>
+              <w:shd w:val="clear" w:color="auto" w:fill="FFFFFF" w:themeFill="background1"/>
+              <w:spacing w:after="0" w:line="360" w:lineRule="auto"/>
+              <w:contextualSpacing/>
+              <w:jc w:val="center"/>
+              <w:rPr>
+                <w:b/>
+                <w:color w:val="000000" w:themeColor="text1"/>
+                <w:sz w:val="26"/>
+                <w:szCs w:val="26"/>
+              </w:rPr>
+            </w:pPr>
+          </w:p>
+          <w:p>
+            <w:pPr>
+              <w:shd w:val="clear" w:color="auto" w:fill="FFFFFF" w:themeFill="background1"/>
+              <w:spacing w:after="0" w:line="360" w:lineRule="auto"/>
+              <w:contextualSpacing/>
+              <w:jc w:val="center"/>
+              <w:rPr>
+                <w:b/>
+                <w:color w:val="000000" w:themeColor="text1"/>
+                <w:sz w:val="26"/>
+                <w:szCs w:val="26"/>
+              </w:rPr>
+            </w:pPr>
+          </w:p>
+          <w:p>
+            <w:pPr>
+              <w:shd w:val="clear" w:color="auto" w:fill="FFFFFF" w:themeFill="background1"/>
+              <w:spacing w:after="0" w:line="360" w:lineRule="auto"/>
+              <w:contextualSpacing/>
+              <w:jc w:val="center"/>
+              <w:rPr>
+                <w:b/>
+                <w:color w:val="000000" w:themeColor="text1"/>
+                <w:sz w:val="26"/>
+                <w:szCs w:val="26"/>
+              </w:rPr>
+            </w:pPr>
+          </w:p>
+          <w:p>
+            <w:pPr>
+              <w:shd w:val="clear" w:color="auto" w:fill="FFFFFF" w:themeFill="background1"/>
+              <w:spacing w:after="0" w:line="360" w:lineRule="auto"/>
+              <w:contextualSpacing/>
+              <w:jc w:val="center"/>
+              <w:rPr>
+                <w:b/>
+                <w:color w:val="000000" w:themeColor="text1"/>
+                <w:sz w:val="26"/>
+                <w:szCs w:val="26"/>
+              </w:rPr>
+            </w:pPr>
+          </w:p>
+        </w:tc>
+        <w:tc>
+          <w:tcPr>
+            <w:tcW w:w="3501" w:type="dxa"/>
+          </w:tcPr>
+          <w:p>
+            <w:pPr>
+              <w:shd w:val="clear" w:color="auto" w:fill="FFFFFF" w:themeFill="background1"/>
+              <w:spacing w:after="0" w:line="360" w:lineRule="auto"/>
+              <w:contextualSpacing/>
+              <w:jc w:val="center"/>
+              <w:rPr>
+                <w:b/>
+                <w:color w:val="000000" w:themeColor="text1"/>
+                <w:sz w:val="26"/>
+                <w:szCs w:val="26"/>
+              </w:rPr>
+            </w:pPr>
+            <w:r>
+              <w:rPr>
+                <w:b/>
+                <w:color w:val="000000" w:themeColor="text1"/>
+                <w:sz w:val="26"/>
+                <w:szCs w:val="26"/>
+              </w:rPr>
+              <w:t>Cán bộ phụ trách khóa học</w:t>
+            </w:r>
+          </w:p>
+          <w:p>
+            <w:pPr>
+              <w:shd w:val="clear" w:color="auto" w:fill="FFFFFF" w:themeFill="background1"/>
+              <w:spacing w:after="0" w:line="360" w:lineRule="auto"/>
+              <w:contextualSpacing/>
+              <w:jc w:val="center"/>
+              <w:rPr>
+                <w:b/>
+                <w:color w:val="000000" w:themeColor="text1"/>
+                <w:sz w:val="26"/>
+                <w:szCs w:val="26"/>
+              </w:rPr>
+            </w:pPr>
+          </w:p>
+          <w:p>
+            <w:pPr>
+              <w:shd w:val="clear" w:color="auto" w:fill="FFFFFF" w:themeFill="background1"/>
+              <w:spacing w:after="0" w:line="360" w:lineRule="auto"/>
+              <w:contextualSpacing/>
+              <w:jc w:val="center"/>
+              <w:rPr>
+                <w:b/>
+                <w:color w:val="000000" w:themeColor="text1"/>
+                <w:sz w:val="26"/>
+                <w:szCs w:val="26"/>
+              </w:rPr>
+            </w:pPr>
+          </w:p>
+          <w:p>
+            <w:pPr>
+              <w:shd w:val="clear" w:color="auto" w:fill="FFFFFF" w:themeFill="background1"/>
+              <w:spacing w:after="0" w:line="360" w:lineRule="auto"/>
+              <w:contextualSpacing/>
+              <w:jc w:val="center"/>
+              <w:rPr>
+                <w:b/>
+                <w:color w:val="000000" w:themeColor="text1"/>
+                <w:sz w:val="26"/>
+                <w:szCs w:val="26"/>
+              </w:rPr>
+            </w:pPr>
+          </w:p>
+          <w:p>
+            <w:pPr>
+              <w:shd w:val="clear" w:color="auto" w:fill="FFFFFF" w:themeFill="background1"/>
+              <w:spacing w:after="0" w:line="360" w:lineRule="auto"/>
+              <w:contextualSpacing/>
+              <w:jc w:val="center"/>
+              <w:rPr>
+                <w:b/>
+                <w:color w:val="000000" w:themeColor="text1"/>
+                <w:sz w:val="26"/>
+                <w:szCs w:val="26"/>
+              </w:rPr>
+            </w:pPr>
+          </w:p>
+        </w:tc>
+        <w:tc>
+          <w:tcPr>
+            <w:tcW w:w="3128" w:type="dxa"/>
+          </w:tcPr>
+          <w:p>
+            <w:pPr>
+              <w:shd w:val="clear" w:color="auto" w:fill="FFFFFF" w:themeFill="background1"/>
+              <w:spacing w:after="0" w:line="360" w:lineRule="auto"/>
+              <w:contextualSpacing/>
+              <w:jc w:val="center"/>
+              <w:rPr>
+                <w:b/>
+                <w:color w:val="000000" w:themeColor="text1"/>
+                <w:sz w:val="26"/>
+                <w:szCs w:val="26"/>
+              </w:rPr>
+            </w:pPr>
+            <w:r>
+              <w:rPr>
+                <w:b/>
+                <w:color w:val="000000" w:themeColor="text1"/>
+                <w:sz w:val="26"/>
+                <w:szCs w:val="26"/>
+              </w:rPr>
+              <w:t>Khoa/ Phòng/ Trung tâm</w:t>
+            </w:r>
+          </w:p>
+          <w:p>
+            <w:pPr>
+              <w:shd w:val="clear" w:color="auto" w:fill="FFFFFF" w:themeFill="background1"/>
+              <w:spacing w:after="0" w:line="360" w:lineRule="auto"/>
+              <w:contextualSpacing/>
+              <w:jc w:val="center"/>
+              <w:rPr>
+                <w:b/>
+                <w:color w:val="000000" w:themeColor="text1"/>
+                <w:sz w:val="26"/>
+                <w:szCs w:val="26"/>
+              </w:rPr>
+            </w:pPr>
+          </w:p>
+          <w:p>
+            <w:pPr>
+              <w:shd w:val="clear" w:color="auto" w:fill="FFFFFF" w:themeFill="background1"/>
+              <w:spacing w:after="0" w:line="360" w:lineRule="auto"/>
+              <w:contextualSpacing/>
+              <w:jc w:val="center"/>
+              <w:rPr>
+                <w:b/>
+                <w:color w:val="000000" w:themeColor="text1"/>
+                <w:sz w:val="26"/>
+                <w:szCs w:val="26"/>
+              </w:rPr>
+            </w:pPr>
+          </w:p>
+          <w:p>
+            <w:pPr>
+              <w:shd w:val="clear" w:color="auto" w:fill="FFFFFF" w:themeFill="background1"/>
+              <w:spacing w:after="0" w:line="360" w:lineRule="auto"/>
+              <w:contextualSpacing/>
+              <w:jc w:val="center"/>
+              <w:rPr>
+                <w:b/>
+                <w:color w:val="000000" w:themeColor="text1"/>
+                <w:sz w:val="26"/>
+                <w:szCs w:val="26"/>
+              </w:rPr>
+            </w:pPr>
+          </w:p>
+          <w:p>
+            <w:pPr>
+              <w:shd w:val="clear" w:color="auto" w:fill="FFFFFF" w:themeFill="background1"/>
+              <w:spacing w:after="0" w:line="360" w:lineRule="auto"/>
+              <w:contextualSpacing/>
+              <w:jc w:val="center"/>
+              <w:rPr>
+                <w:b/>
+                <w:color w:val="000000" w:themeColor="text1"/>
+                <w:sz w:val="26"/>
+                <w:szCs w:val="26"/>
+              </w:rPr>
+            </w:pPr>
+          </w:p>
+        </w:tc>
+      </w:tr>
+    </w:tbl>
+    <w:p>
+      <w:pPr>
+        <w:shd w:val="clear" w:color="auto" w:fill="FFFFFF" w:themeFill="background1"/>
+        <w:spacing w:after="0"/>
+        <w:rPr>
+          <w:b/>
+          <w:color w:val="000000" w:themeColor="text1"/>
+          <w:sz w:val="32"/>
+          <w:szCs w:val="32"/>
+        </w:rPr>
+      </w:pPr>
+    </w:p>
     <w:sectPr>
       <w:pgSz w:w="11907" w:h="16840" w:code="9"/>
       <w:pgMar w:top="1134" w:right="1134" w:bottom="1134" w:left="1701" w:header="720" w:footer="720" w:gutter="0"/>
@@ -13,8 +1827,129 @@
 </w:document>
 </file>
 
+<file path=word/numbering.xml><?xml version="1.0" encoding="utf-8"?>
+<w:numbering xmlns:wpc="http://schemas.microsoft.com/office/word/2010/wordprocessingCanvas" xmlns:cx="http://schemas.microsoft.com/office/drawing/2014/chartex" xmlns:cx1="http://schemas.microsoft.com/office/drawing/2015/9/8/chartex" xmlns:cx2="http://schemas.microsoft.com/office/drawing/2015/10/21/chartex" xmlns:cx3="http://schemas.microsoft.com/office/drawing/2016/5/9/chartex" xmlns:cx4="http://schemas.microsoft.com/office/drawing/2016/5/10/chartex" xmlns:cx5="http://schemas.microsoft.com/office/drawing/2016/5/11/chartex" xmlns:cx6="http://schemas.microsoft.com/office/drawing/2016/5/12/chartex" xmlns:cx7="http://schemas.microsoft.com/office/drawing/2016/5/13/chartex" xmlns:cx8="http://schemas.microsoft.com/office/drawing/2016/5/14/chartex" xmlns:mc="http://schemas.openxmlformats.org/markup-compatibility/2006" xmlns:aink="http://schemas.microsoft.com/office/drawing/2016/ink" xmlns:am3d="http://schemas.microsoft.com/office/drawing/2017/model3d" xmlns:o="urn:schemas-microsoft-com:office:office" xmlns:oel="http://schemas.microsoft.com/office/2019/extlst" xmlns:r="http://schemas.openxmlformats.org/officeDocument/2006/relationships" xmlns:m="http://schemas.openxmlformats.org/officeDocument/2006/math" xmlns:v="urn:schemas-microsoft-com:vml" xmlns:wp14="http://schemas.microsoft.com/office/word/2010/wordprocessingDrawing" xmlns:wp="http://schemas.openxmlformats.org/drawingml/2006/wordprocessingDrawing" xmlns:w10="urn:schemas-microsoft-com:office:word" xmlns:w="http://schemas.openxmlformats.org/wordprocessingml/2006/main" xmlns:w14="http://schemas.microsoft.com/office/word/2010/wordml" xmlns:w15="http://schemas.microsoft.com/office/word/2012/wordml" xmlns:w16cex="http://schemas.microsoft.com/office/word/2018/wordml/cex" xmlns:w16cid="http://schemas.microsoft.com/office/word/2016/wordml/cid" xmlns:w16="http://schemas.microsoft.com/office/word/2018/wordml" xmlns:w16du="http://schemas.microsoft.com/office/word/2023/wordml/word16du" xmlns:w16sdtdh="http://schemas.microsoft.com/office/word/2020/wordml/sdtdatahash" xmlns:w16sdtfl="http://schemas.microsoft.com/office/word/2024/wordml/sdtformatlock" xmlns:w16se="http://schemas.microsoft.com/office/word/2015/wordml/symex" xmlns:wpg="http://schemas.microsoft.com/office/word/2010/wordprocessingGroup" xmlns:wpi="http://schemas.microsoft.com/office/word/2010/wordprocessingInk" xmlns:wne="http://schemas.microsoft.com/office/word/2006/wordml" xmlns:wps="http://schemas.microsoft.com/office/word/2010/wordprocessingShape" mc:Ignorable="w14 w15 w16se w16cid w16 w16cex w16sdtdh w16sdtfl w16du wp14">
+  <w:abstractNum w:abstractNumId="0" w15:restartNumberingAfterBreak="0">
+    <w:nsid w:val="03921DBF"/>
+    <w:multiLevelType w:val="hybridMultilevel"/>
+    <w:tmpl w:val="B468A728"/>
+    <w:lvl w:ilvl="0" w:tplc="2FD4243C">
+      <w:numFmt w:val="bullet"/>
+      <w:lvlText w:val="-"/>
+      <w:lvlJc w:val="left"/>
+      <w:pPr>
+        <w:ind w:left="3763" w:hanging="360"/>
+      </w:pPr>
+      <w:rPr>
+        <w:rFonts w:ascii="Times New Roman" w:eastAsia="Times New Roman" w:hAnsi="Times New Roman" w:cs="Times New Roman" w:hint="default"/>
+        <w:b/>
+      </w:rPr>
+    </w:lvl>
+    <w:lvl w:ilvl="1" w:tplc="04090003" w:tentative="1">
+      <w:start w:val="1"/>
+      <w:numFmt w:val="bullet"/>
+      <w:lvlText w:val="o"/>
+      <w:lvlJc w:val="left"/>
+      <w:pPr>
+        <w:ind w:left="4483" w:hanging="360"/>
+      </w:pPr>
+      <w:rPr>
+        <w:rFonts w:ascii="Courier New" w:hAnsi="Courier New" w:cs="Courier New" w:hint="default"/>
+      </w:rPr>
+    </w:lvl>
+    <w:lvl w:ilvl="2" w:tplc="04090005" w:tentative="1">
+      <w:start w:val="1"/>
+      <w:numFmt w:val="bullet"/>
+      <w:lvlText w:val=""/>
+      <w:lvlJc w:val="left"/>
+      <w:pPr>
+        <w:ind w:left="5203" w:hanging="360"/>
+      </w:pPr>
+      <w:rPr>
+        <w:rFonts w:ascii="Wingdings" w:hAnsi="Wingdings" w:hint="default"/>
+      </w:rPr>
+    </w:lvl>
+    <w:lvl w:ilvl="3" w:tplc="04090001" w:tentative="1">
+      <w:start w:val="1"/>
+      <w:numFmt w:val="bullet"/>
+      <w:lvlText w:val=""/>
+      <w:lvlJc w:val="left"/>
+      <w:pPr>
+        <w:ind w:left="5923" w:hanging="360"/>
+      </w:pPr>
+      <w:rPr>
+        <w:rFonts w:ascii="Symbol" w:hAnsi="Symbol" w:hint="default"/>
+      </w:rPr>
+    </w:lvl>
+    <w:lvl w:ilvl="4" w:tplc="04090003" w:tentative="1">
+      <w:start w:val="1"/>
+      <w:numFmt w:val="bullet"/>
+      <w:lvlText w:val="o"/>
+      <w:lvlJc w:val="left"/>
+      <w:pPr>
+        <w:ind w:left="6643" w:hanging="360"/>
+      </w:pPr>
+      <w:rPr>
+        <w:rFonts w:ascii="Courier New" w:hAnsi="Courier New" w:cs="Courier New" w:hint="default"/>
+      </w:rPr>
+    </w:lvl>
+    <w:lvl w:ilvl="5" w:tplc="04090005" w:tentative="1">
+      <w:start w:val="1"/>
+      <w:numFmt w:val="bullet"/>
+      <w:lvlText w:val=""/>
+      <w:lvlJc w:val="left"/>
+      <w:pPr>
+        <w:ind w:left="7363" w:hanging="360"/>
+      </w:pPr>
+      <w:rPr>
+        <w:rFonts w:ascii="Wingdings" w:hAnsi="Wingdings" w:hint="default"/>
+      </w:rPr>
+    </w:lvl>
+    <w:lvl w:ilvl="6" w:tplc="04090001" w:tentative="1">
+      <w:start w:val="1"/>
+      <w:numFmt w:val="bullet"/>
+      <w:lvlText w:val=""/>
+      <w:lvlJc w:val="left"/>
+      <w:pPr>
+        <w:ind w:left="8083" w:hanging="360"/>
+      </w:pPr>
+      <w:rPr>
+        <w:rFonts w:ascii="Symbol" w:hAnsi="Symbol" w:hint="default"/>
+      </w:rPr>
+    </w:lvl>
+    <w:lvl w:ilvl="7" w:tplc="04090003" w:tentative="1">
+      <w:start w:val="1"/>
+      <w:numFmt w:val="bullet"/>
+      <w:lvlText w:val="o"/>
+      <w:lvlJc w:val="left"/>
+      <w:pPr>
+        <w:ind w:left="8803" w:hanging="360"/>
+      </w:pPr>
+      <w:rPr>
+        <w:rFonts w:ascii="Courier New" w:hAnsi="Courier New" w:cs="Courier New" w:hint="default"/>
+      </w:rPr>
+    </w:lvl>
+    <w:lvl w:ilvl="8" w:tplc="04090005" w:tentative="1">
+      <w:start w:val="1"/>
+      <w:numFmt w:val="bullet"/>
+      <w:lvlText w:val=""/>
+      <w:lvlJc w:val="left"/>
+      <w:pPr>
+        <w:ind w:left="9523" w:hanging="360"/>
+      </w:pPr>
+      <w:rPr>
+        <w:rFonts w:ascii="Wingdings" w:hAnsi="Wingdings" w:hint="default"/>
+      </w:rPr>
+    </w:lvl>
+  </w:abstractNum>
+  <w:num w:numId="1" w16cid:durableId="1529761095">
+    <w:abstractNumId w:val="0"/>
+  </w:num>
+</w:numbering>
+</file>
+
 <file path=word/styles.xml><?xml version="1.0" encoding="utf-8"?>
-<w:styles xmlns:mc="http://schemas.openxmlformats.org/markup-compatibility/2006" xmlns:r="http://schemas.openxmlformats.org/officeDocument/2006/relationships" xmlns:w="http://schemas.openxmlformats.org/wordprocessingml/2006/main" xmlns:w14="http://schemas.microsoft.com/office/word/2010/wordml" xmlns:w15="http://schemas.microsoft.com/office/word/2012/wordml" xmlns:w16cex="http://schemas.microsoft.com/office/word/2018/wordml/cex" xmlns:w16cid="http://schemas.microsoft.com/office/word/2016/wordml/cid" xmlns:w16="http://schemas.microsoft.com/office/word/2018/wordml" xmlns:w16sdtdh="http://schemas.microsoft.com/office/word/2020/wordml/sdtdatahash" xmlns:w16se="http://schemas.microsoft.com/office/word/2015/wordml/symex" mc:Ignorable="w14 w15 w16se w16cid w16 w16cex w16sdtdh">
+<w:styles xmlns:mc="http://schemas.openxmlformats.org/markup-compatibility/2006" xmlns:r="http://schemas.openxmlformats.org/officeDocument/2006/relationships" xmlns:w="http://schemas.openxmlformats.org/wordprocessingml/2006/main" xmlns:w14="http://schemas.microsoft.com/office/word/2010/wordml" xmlns:w15="http://schemas.microsoft.com/office/word/2012/wordml" xmlns:w16cex="http://schemas.microsoft.com/office/word/2018/wordml/cex" xmlns:w16cid="http://schemas.microsoft.com/office/word/2016/wordml/cid" xmlns:w16="http://schemas.microsoft.com/office/word/2018/wordml" xmlns:w16du="http://schemas.microsoft.com/office/word/2023/wordml/word16du" xmlns:w16sdtdh="http://schemas.microsoft.com/office/word/2020/wordml/sdtdatahash" xmlns:w16sdtfl="http://schemas.microsoft.com/office/word/2024/wordml/sdtformatlock" xmlns:w16se="http://schemas.microsoft.com/office/word/2015/wordml/symex" mc:Ignorable="w14 w15 w16se w16cid w16 w16cex w16sdtdh w16sdtfl w16du">
   <w:docDefaults>
     <w:rPrDefault>
       <w:rPr>
@@ -187,7 +2122,7 @@
     <w:lsdException w:name="Table Web 2" w:semiHidden="1" w:unhideWhenUsed="1"/>
     <w:lsdException w:name="Table Web 3" w:semiHidden="1" w:unhideWhenUsed="1"/>
     <w:lsdException w:name="Balloon Text" w:semiHidden="1" w:unhideWhenUsed="1"/>
-    <w:lsdException w:name="Table Grid" w:uiPriority="39"/>
+    <w:lsdException w:name="Table Grid" w:uiPriority="59"/>
     <w:lsdException w:name="Table Theme" w:semiHidden="1" w:unhideWhenUsed="1"/>
     <w:lsdException w:name="Placeholder Text" w:semiHidden="1"/>
     <w:lsdException w:name="No Spacing" w:uiPriority="1" w:qFormat="1"/>
@@ -929,6 +2864,33 @@
       <w:color w:val="0F4761" w:themeColor="accent1" w:themeShade="BF"/>
       <w:spacing w:val="5"/>
     </w:rPr>
+  </w:style>
+  <w:style w:type="table" w:styleId="TableGrid">
+    <w:name w:val="Table Grid"/>
+    <w:basedOn w:val="TableNormal"/>
+    <w:uiPriority w:val="59"/>
+    <w:rsid w:val="00E576A3"/>
+    <w:pPr>
+      <w:spacing w:after="0" w:line="240" w:lineRule="auto"/>
+    </w:pPr>
+    <w:rPr>
+      <w:rFonts w:eastAsia="Times New Roman" w:cs="Times New Roman"/>
+      <w:kern w:val="0"/>
+      <w:sz w:val="20"/>
+      <w:szCs w:val="20"/>
+      <w:lang w:val="vi-VN" w:eastAsia="vi-VN"/>
+      <w14:ligatures w14:val="none"/>
+    </w:rPr>
+    <w:tblPr>
+      <w:tblBorders>
+        <w:top w:val="single" w:sz="4" w:space="0" w:color="auto"/>
+        <w:left w:val="single" w:sz="4" w:space="0" w:color="auto"/>
+        <w:bottom w:val="single" w:sz="4" w:space="0" w:color="auto"/>
+        <w:right w:val="single" w:sz="4" w:space="0" w:color="auto"/>
+        <w:insideH w:val="single" w:sz="4" w:space="0" w:color="auto"/>
+        <w:insideV w:val="single" w:sz="4" w:space="0" w:color="auto"/>
+      </w:tblBorders>
+    </w:tblPr>
   </w:style>
 </w:styles>
 </file>
